--- a/flow/20230914_vu_template/drafts/2024-08-u/27-ВТ-Пімена.docx
+++ b/flow/20230914_vu_template/drafts/2024-08-u/27-ВТ-Пімена.docx
@@ -7410,7 +7410,7 @@
           <w:sz w:val="24"/>
           <w:u w:val="single"/>
         </w:rPr>
-        <w:t>Ви́веди</w:t>
+        <w:t xml:space="preserve">Коли́ Ти, </w:t>
       </w:r>
       <w:r>
         <w:rPr>
@@ -7418,7 +7418,7 @@
           <w:sz w:val="24"/>
           <w:u w:val="single"/>
         </w:rPr>
-        <w:t xml:space="preserve"> з </w:t>
+        <w:t>Го́споди</w:t>
       </w:r>
       <w:r>
         <w:rPr>
@@ -7426,7 +7426,7 @@
           <w:sz w:val="24"/>
           <w:u w:val="single"/>
         </w:rPr>
-        <w:t>в’язни́ці</w:t>
+        <w:t xml:space="preserve">, </w:t>
       </w:r>
       <w:r>
         <w:rPr>
@@ -7434,7 +7434,7 @@
           <w:sz w:val="24"/>
           <w:u w:val="single"/>
         </w:rPr>
-        <w:t xml:space="preserve"> мою́ </w:t>
+        <w:t>зважа́тимеш</w:t>
       </w:r>
       <w:r>
         <w:rPr>
@@ -7442,7 +7442,7 @@
           <w:sz w:val="24"/>
           <w:u w:val="single"/>
         </w:rPr>
-        <w:t>ду́шу</w:t>
+        <w:t xml:space="preserve"> на </w:t>
       </w:r>
       <w:r>
         <w:rPr>
@@ -7450,7 +7450,7 @@
           <w:sz w:val="24"/>
           <w:u w:val="single"/>
         </w:rPr>
-        <w:t xml:space="preserve">,* щоб </w:t>
+        <w:t>беззако́ння</w:t>
       </w:r>
       <w:r>
         <w:rPr>
@@ -7458,7 +7458,7 @@
           <w:sz w:val="24"/>
           <w:u w:val="single"/>
         </w:rPr>
-        <w:t>дя́кувати</w:t>
+        <w:t xml:space="preserve">, то хто </w:t>
       </w:r>
       <w:r>
         <w:rPr>
@@ -7466,7 +7466,7 @@
           <w:sz w:val="24"/>
           <w:u w:val="single"/>
         </w:rPr>
-        <w:t xml:space="preserve"> </w:t>
+        <w:t>всто́їться</w:t>
       </w:r>
       <w:r>
         <w:rPr>
@@ -7474,7 +7474,7 @@
           <w:sz w:val="24"/>
           <w:u w:val="single"/>
         </w:rPr>
-        <w:t>І́мені</w:t>
+        <w:t xml:space="preserve">, Го́споди.* Та в </w:t>
       </w:r>
       <w:r>
         <w:rPr>
@@ -7482,7 +7482,7 @@
           <w:sz w:val="24"/>
           <w:u w:val="single"/>
         </w:rPr>
-        <w:t xml:space="preserve"> </w:t>
+        <w:t>Те́бе</w:t>
       </w:r>
       <w:r>
         <w:rPr>
@@ -7490,7 +7490,15 @@
           <w:sz w:val="24"/>
           <w:u w:val="single"/>
         </w:rPr>
-        <w:t>Твоє́му</w:t>
+        <w:t xml:space="preserve"> є </w:t>
+      </w:r>
+      <w:r>
+        <w:rPr>
+          <w:rFonts w:ascii="Times New Roman" w:hAnsi="Times New Roman"/>
+          <w:sz w:val="24"/>
+          <w:u w:val="single"/>
+        </w:rPr>
+        <w:t>проще́ння</w:t>
       </w:r>
       <w:r>
         <w:rPr>
